--- a/Final Integrador I.docx
+++ b/Final Integrador I.docx
@@ -1,6 +1,6 @@
 
 <file path=word/document.xml><?xml version="1.0" encoding="utf-8"?>
-<w:document xmlns:wpc="http://schemas.microsoft.com/office/word/2010/wordprocessingCanvas" xmlns:cx="http://schemas.microsoft.com/office/drawing/2014/chartex" xmlns:cx1="http://schemas.microsoft.com/office/drawing/2015/9/8/chartex" xmlns:cx2="http://schemas.microsoft.com/office/drawing/2015/10/21/chartex" xmlns:cx3="http://schemas.microsoft.com/office/drawing/2016/5/9/chartex" xmlns:cx4="http://schemas.microsoft.com/office/drawing/2016/5/10/chartex" xmlns:cx5="http://schemas.microsoft.com/office/drawing/2016/5/11/chartex" xmlns:cx6="http://schemas.microsoft.com/office/drawing/2016/5/12/chartex" xmlns:cx7="http://schemas.microsoft.com/office/drawing/2016/5/13/chartex" xmlns:cx8="http://schemas.microsoft.com/office/drawing/2016/5/14/chartex" xmlns:mc="http://schemas.openxmlformats.org/markup-compatibility/2006" xmlns:aink="http://schemas.microsoft.com/office/drawing/2016/ink" xmlns:am3d="http://schemas.microsoft.com/office/drawing/2017/model3d" xmlns:o="urn:schemas-microsoft-com:office:office" xmlns:r="http://schemas.openxmlformats.org/officeDocument/2006/relationships" xmlns:m="http://schemas.openxmlformats.org/officeDocument/2006/math" xmlns:v="urn:schemas-microsoft-com:vml" xmlns:wp14="http://schemas.microsoft.com/office/word/2010/wordprocessingDrawing" xmlns:wp="http://schemas.openxmlformats.org/drawingml/2006/wordprocessingDrawing" xmlns:w10="urn:schemas-microsoft-com:office:word" xmlns:w="http://schemas.openxmlformats.org/wordprocessingml/2006/main" xmlns:w14="http://schemas.microsoft.com/office/word/2010/wordml" xmlns:w15="http://schemas.microsoft.com/office/word/2012/wordml" xmlns:w16cex="http://schemas.microsoft.com/office/word/2018/wordml/cex" xmlns:w16cid="http://schemas.microsoft.com/office/word/2016/wordml/cid" xmlns:w16="http://schemas.microsoft.com/office/word/2018/wordml" xmlns:w16sdtdh="http://schemas.microsoft.com/office/word/2020/wordml/sdtdatahash" xmlns:w16se="http://schemas.microsoft.com/office/word/2015/wordml/symex" xmlns:wpg="http://schemas.microsoft.com/office/word/2010/wordprocessingGroup" xmlns:wpi="http://schemas.microsoft.com/office/word/2010/wordprocessingInk" xmlns:wne="http://schemas.microsoft.com/office/word/2006/wordml" xmlns:wps="http://schemas.microsoft.com/office/word/2010/wordprocessingShape" mc:Ignorable="w14 w15 w16se w16cid w16 w16cex w16sdtdh wp14">
+<w:document xmlns:wpc="http://schemas.microsoft.com/office/word/2010/wordprocessingCanvas" xmlns:cx="http://schemas.microsoft.com/office/drawing/2014/chartex" xmlns:cx1="http://schemas.microsoft.com/office/drawing/2015/9/8/chartex" xmlns:cx2="http://schemas.microsoft.com/office/drawing/2015/10/21/chartex" xmlns:cx3="http://schemas.microsoft.com/office/drawing/2016/5/9/chartex" xmlns:cx4="http://schemas.microsoft.com/office/drawing/2016/5/10/chartex" xmlns:cx5="http://schemas.microsoft.com/office/drawing/2016/5/11/chartex" xmlns:cx6="http://schemas.microsoft.com/office/drawing/2016/5/12/chartex" xmlns:cx7="http://schemas.microsoft.com/office/drawing/2016/5/13/chartex" xmlns:cx8="http://schemas.microsoft.com/office/drawing/2016/5/14/chartex" xmlns:mc="http://schemas.openxmlformats.org/markup-compatibility/2006" xmlns:aink="http://schemas.microsoft.com/office/drawing/2016/ink" xmlns:am3d="http://schemas.microsoft.com/office/drawing/2017/model3d" xmlns:o="urn:schemas-microsoft-com:office:office" xmlns:oel="http://schemas.microsoft.com/office/2019/extlst" xmlns:r="http://schemas.openxmlformats.org/officeDocument/2006/relationships" xmlns:m="http://schemas.openxmlformats.org/officeDocument/2006/math" xmlns:v="urn:schemas-microsoft-com:vml" xmlns:wp14="http://schemas.microsoft.com/office/word/2010/wordprocessingDrawing" xmlns:wp="http://schemas.openxmlformats.org/drawingml/2006/wordprocessingDrawing" xmlns:w10="urn:schemas-microsoft-com:office:word" xmlns:w="http://schemas.openxmlformats.org/wordprocessingml/2006/main" xmlns:w14="http://schemas.microsoft.com/office/word/2010/wordml" xmlns:w15="http://schemas.microsoft.com/office/word/2012/wordml" xmlns:w16cex="http://schemas.microsoft.com/office/word/2018/wordml/cex" xmlns:w16cid="http://schemas.microsoft.com/office/word/2016/wordml/cid" xmlns:w16="http://schemas.microsoft.com/office/word/2018/wordml" xmlns:w16du="http://schemas.microsoft.com/office/word/2023/wordml/word16du" xmlns:w16sdtdh="http://schemas.microsoft.com/office/word/2020/wordml/sdtdatahash" xmlns:w16sdtfl="http://schemas.microsoft.com/office/word/2024/wordml/sdtformatlock" xmlns:w16se="http://schemas.microsoft.com/office/word/2015/wordml/symex" xmlns:wpg="http://schemas.microsoft.com/office/word/2010/wordprocessingGroup" xmlns:wpi="http://schemas.microsoft.com/office/word/2010/wordprocessingInk" xmlns:wne="http://schemas.microsoft.com/office/word/2006/wordml" xmlns:wps="http://schemas.microsoft.com/office/word/2010/wordprocessingShape" mc:Ignorable="w14 w15 w16se w16cid w16 w16cex w16sdtdh w16sdtfl w16du wp14">
   <w:body>
     <w:p>
       <w:pPr>
@@ -5246,8 +5246,8 @@
       <w:bookmarkStart w:id="4" w:name="_Toc1740385831"/>
       <w:bookmarkStart w:id="5" w:name="_Toc173987473"/>
       <w:bookmarkStart w:id="6" w:name="_Toc1292088008"/>
-      <w:bookmarkStart w:id="7" w:name="_Toc839675591"/>
-      <w:bookmarkStart w:id="8" w:name="_Toc195350956"/>
+      <w:bookmarkStart w:id="7" w:name="_Toc195350956"/>
+      <w:bookmarkStart w:id="8" w:name="_Toc839675591"/>
       <w:r>
         <w:rPr>
           <w:rFonts w:ascii="Times New Roman" w:eastAsia="Times New Roman" w:hAnsi="Times New Roman" w:cs="Times New Roman"/>
@@ -5274,7 +5274,7 @@
       <w:bookmarkEnd w:id="4"/>
       <w:bookmarkEnd w:id="5"/>
       <w:bookmarkEnd w:id="6"/>
-      <w:bookmarkEnd w:id="8"/>
+      <w:bookmarkEnd w:id="7"/>
       <w:r>
         <w:rPr>
           <w:rFonts w:ascii="Times New Roman" w:eastAsia="Times New Roman" w:hAnsi="Times New Roman" w:cs="Times New Roman"/>
@@ -5286,7 +5286,7 @@
         </w:rPr>
         <w:t xml:space="preserve"> </w:t>
       </w:r>
-      <w:bookmarkEnd w:id="7"/>
+      <w:bookmarkEnd w:id="8"/>
     </w:p>
     <w:p>
       <w:pPr>
@@ -7421,55 +7421,114 @@
     </w:p>
     <w:p>
       <w:pPr>
-        <w:spacing w:line="480" w:lineRule="auto"/>
-        <w:ind w:left="1440" w:firstLine="720"/>
-        <w:rPr>
-          <w:rFonts w:ascii="Times New Roman" w:hAnsi="Times New Roman" w:cs="Times New Roman"/>
-        </w:rPr>
-      </w:pPr>
-      <w:r>
-        <w:rPr>
-          <w:rFonts w:ascii="Times New Roman" w:hAnsi="Times New Roman" w:cs="Times New Roman"/>
-        </w:rPr>
-        <w:t>La implementación de un sistema web responde a la necesidad de modernizar los procesos de atención al cliente, mejorando su calidad y experiencia. En ese sentido, ofrecer herramientas digitales mejora considerablemente la satisfacción del cliente. La inclusión de un sistema web en “</w:t>
+        <w:pStyle w:val="paragraph"/>
+        <w:spacing w:before="0" w:beforeAutospacing="0" w:after="0" w:afterAutospacing="0" w:line="360" w:lineRule="auto"/>
+        <w:ind w:left="2160"/>
+        <w:jc w:val="both"/>
+        <w:textAlignment w:val="baseline"/>
+        <w:rPr>
+          <w:rFonts w:ascii="Segoe UI" w:hAnsi="Segoe UI" w:cs="Segoe UI"/>
+          <w:sz w:val="18"/>
+          <w:szCs w:val="18"/>
+        </w:rPr>
+      </w:pPr>
+      <w:r>
+        <w:rPr>
+          <w:rStyle w:val="normaltextrun"/>
+          <w:rFonts w:eastAsiaTheme="majorEastAsia"/>
+        </w:rPr>
+        <w:t xml:space="preserve">La implementación de un sistema web en el salón de belleza </w:t>
       </w:r>
       <w:proofErr w:type="spellStart"/>
       <w:r>
         <w:rPr>
-          <w:rFonts w:ascii="Times New Roman" w:hAnsi="Times New Roman" w:cs="Times New Roman"/>
+          <w:rStyle w:val="normaltextrun"/>
+          <w:rFonts w:eastAsiaTheme="majorEastAsia"/>
         </w:rPr>
         <w:t>Loana</w:t>
       </w:r>
       <w:proofErr w:type="spellEnd"/>
       <w:r>
         <w:rPr>
-          <w:rFonts w:ascii="Times New Roman" w:hAnsi="Times New Roman" w:cs="Times New Roman"/>
-        </w:rPr>
-        <w:t xml:space="preserve"> Salón &amp; Spa” se convierte así en una estrategia para fortalecer el vínculo con sus clientes, fidelizarlos y atraer nuevos usuarios. </w:t>
-      </w:r>
-    </w:p>
-    <w:p>
-      <w:pPr>
-        <w:spacing w:line="480" w:lineRule="auto"/>
-        <w:ind w:firstLine="720"/>
-        <w:rPr>
-          <w:rFonts w:ascii="Times New Roman" w:hAnsi="Times New Roman" w:cs="Times New Roman"/>
-        </w:rPr>
-      </w:pPr>
-    </w:p>
-    <w:p>
-      <w:pPr>
-        <w:spacing w:line="480" w:lineRule="auto"/>
-        <w:ind w:left="1440" w:firstLine="720"/>
-        <w:rPr>
-          <w:rFonts w:ascii="Times New Roman" w:hAnsi="Times New Roman" w:cs="Times New Roman"/>
-        </w:rPr>
-      </w:pPr>
-      <w:r>
-        <w:rPr>
-          <w:rFonts w:ascii="Times New Roman" w:hAnsi="Times New Roman" w:cs="Times New Roman"/>
-        </w:rPr>
-        <w:t>Así como menciona Ortiz (2017) que “los sistemas web han permitido a las pequeñas empresas mejorar sus servicios con la finalidad de satisfacer de mejor manera la demanda de los clientes [...] entregar un valor agregado depende del éxito en un negocio”. Esta cita sustenta que una experiencia digital bien gestionada, además de profesionalizar el negocio, genera confianza en el cliente y le otorga un diferencial competitivo dentro del mercado.</w:t>
+          <w:rStyle w:val="normaltextrun"/>
+          <w:rFonts w:eastAsiaTheme="majorEastAsia"/>
+        </w:rPr>
+        <w:t xml:space="preserve"> </w:t>
+      </w:r>
+      <w:proofErr w:type="spellStart"/>
+      <w:r>
+        <w:rPr>
+          <w:rStyle w:val="normaltextrun"/>
+          <w:rFonts w:eastAsiaTheme="majorEastAsia"/>
+        </w:rPr>
+        <w:t>Salon&amp;Spa</w:t>
+      </w:r>
+      <w:proofErr w:type="spellEnd"/>
+      <w:r>
+        <w:rPr>
+          <w:rStyle w:val="normaltextrun"/>
+          <w:rFonts w:eastAsiaTheme="majorEastAsia"/>
+        </w:rPr>
+        <w:t xml:space="preserve"> busca generar un impacto positivo en la calidad del servicio ofrecido a los clientes. En la actualidad, los métodos manuales de reserva y atención provocan demoras, desorganización y una experiencia poco satisfactoria. En este contexto, la digitalización de los procesos mejorara satisfactoriamente la atención al cliente.</w:t>
+      </w:r>
+      <w:r>
+        <w:rPr>
+          <w:rStyle w:val="eop"/>
+          <w:rFonts w:eastAsiaTheme="majorEastAsia"/>
+        </w:rPr>
+        <w:t> </w:t>
+      </w:r>
+    </w:p>
+    <w:p>
+      <w:pPr>
+        <w:pStyle w:val="paragraph"/>
+        <w:spacing w:before="0" w:beforeAutospacing="0" w:after="0" w:afterAutospacing="0" w:line="360" w:lineRule="auto"/>
+        <w:ind w:left="2160"/>
+        <w:jc w:val="both"/>
+        <w:textAlignment w:val="baseline"/>
+        <w:rPr>
+          <w:rFonts w:ascii="Segoe UI" w:hAnsi="Segoe UI" w:cs="Segoe UI"/>
+          <w:sz w:val="18"/>
+          <w:szCs w:val="18"/>
+        </w:rPr>
+      </w:pPr>
+      <w:r>
+        <w:rPr>
+          <w:rStyle w:val="normaltextrun"/>
+          <w:rFonts w:eastAsiaTheme="majorEastAsia"/>
+        </w:rPr>
+        <w:t xml:space="preserve">Tal como se evidenció en un caso similar, donde se decidió incursionar en el uso de herramientas </w:t>
+      </w:r>
+      <w:proofErr w:type="spellStart"/>
+      <w:r>
+        <w:rPr>
+          <w:rStyle w:val="normaltextrun"/>
+          <w:rFonts w:eastAsiaTheme="majorEastAsia"/>
+        </w:rPr>
+        <w:t>tecnologicas</w:t>
+      </w:r>
+      <w:proofErr w:type="spellEnd"/>
+      <w:r>
+        <w:rPr>
+          <w:rStyle w:val="normaltextrun"/>
+          <w:rFonts w:eastAsiaTheme="majorEastAsia"/>
+        </w:rPr>
+        <w:t xml:space="preserve"> con el objetivo de ofrecer un servicio </w:t>
+      </w:r>
+      <w:r>
+        <w:rPr>
+          <w:rStyle w:val="normaltextrun"/>
+          <w:rFonts w:eastAsiaTheme="majorEastAsia"/>
+        </w:rPr>
+        <w:lastRenderedPageBreak/>
+        <w:t>más eficiente. En palabras de Moreira Baque (2024), “el desarrollo de una aplicación móvil no solo mejorará la gestión de citas para el personal, sino que también mejorará significativamente la experiencia del cliente al eliminar la necesidad de esperar en la peluquería para ser atendido” Esto refuerza la relevancia social de implementar soluciones tecnológicas en negocios del rubro estético.</w:t>
+      </w:r>
+      <w:r>
+        <w:rPr>
+          <w:rStyle w:val="eop"/>
+          <w:rFonts w:eastAsiaTheme="majorEastAsia"/>
+        </w:rPr>
+        <w:t> </w:t>
       </w:r>
     </w:p>
     <w:p>
@@ -7600,6 +7659,7 @@
           <w:sz w:val="24"/>
           <w:szCs w:val="24"/>
         </w:rPr>
+        <w:lastRenderedPageBreak/>
         <w:t xml:space="preserve"> </w:t>
       </w:r>
       <w:bookmarkStart w:id="54" w:name="_Toc195350967"/>
@@ -7809,65 +7869,71 @@
         <w:spacing w:line="480" w:lineRule="auto"/>
       </w:pPr>
       <w:r>
+        <w:t>HTML</w:t>
+      </w:r>
+    </w:p>
+    <w:p>
+      <w:pPr>
+        <w:spacing w:line="480" w:lineRule="auto"/>
+        <w:ind w:left="1440" w:firstLine="720"/>
+        <w:rPr>
+          <w:rFonts w:ascii="Times New Roman" w:hAnsi="Times New Roman" w:cs="Times New Roman"/>
+        </w:rPr>
+      </w:pPr>
+      <w:r>
+        <w:rPr>
+          <w:rFonts w:ascii="Times New Roman" w:hAnsi="Times New Roman" w:cs="Times New Roman"/>
+        </w:rPr>
+        <w:t>HTML (</w:t>
+      </w:r>
+      <w:proofErr w:type="spellStart"/>
+      <w:r>
+        <w:rPr>
+          <w:rFonts w:ascii="Times New Roman" w:hAnsi="Times New Roman" w:cs="Times New Roman"/>
+        </w:rPr>
+        <w:t>HyperText</w:t>
+      </w:r>
+      <w:proofErr w:type="spellEnd"/>
+      <w:r>
+        <w:rPr>
+          <w:rFonts w:ascii="Times New Roman" w:hAnsi="Times New Roman" w:cs="Times New Roman"/>
+        </w:rPr>
+        <w:t xml:space="preserve"> </w:t>
+      </w:r>
+      <w:proofErr w:type="spellStart"/>
+      <w:r>
+        <w:rPr>
+          <w:rFonts w:ascii="Times New Roman" w:hAnsi="Times New Roman" w:cs="Times New Roman"/>
+        </w:rPr>
+        <w:t>Markup</w:t>
+      </w:r>
+      <w:proofErr w:type="spellEnd"/>
+      <w:r>
+        <w:rPr>
+          <w:rFonts w:ascii="Times New Roman" w:hAnsi="Times New Roman" w:cs="Times New Roman"/>
+        </w:rPr>
+        <w:t xml:space="preserve"> </w:t>
+      </w:r>
+      <w:proofErr w:type="spellStart"/>
+      <w:r>
+        <w:rPr>
+          <w:rFonts w:ascii="Times New Roman" w:hAnsi="Times New Roman" w:cs="Times New Roman"/>
+        </w:rPr>
+        <w:t>Language</w:t>
+      </w:r>
+      <w:proofErr w:type="spellEnd"/>
+      <w:r>
+        <w:rPr>
+          <w:rFonts w:ascii="Times New Roman" w:hAnsi="Times New Roman" w:cs="Times New Roman"/>
+        </w:rPr>
+        <w:t xml:space="preserve">) es el lenguaje base para la construcción de páginas web, y se encarga de estructurar el contenido que se </w:t>
+      </w:r>
+      <w:r>
+        <w:rPr>
+          <w:rFonts w:ascii="Times New Roman" w:hAnsi="Times New Roman" w:cs="Times New Roman"/>
+        </w:rPr>
         <w:lastRenderedPageBreak/>
-        <w:t>HTML</w:t>
-      </w:r>
-    </w:p>
-    <w:p>
-      <w:pPr>
-        <w:spacing w:line="480" w:lineRule="auto"/>
-        <w:ind w:left="1440" w:firstLine="720"/>
-        <w:rPr>
-          <w:rFonts w:ascii="Times New Roman" w:hAnsi="Times New Roman" w:cs="Times New Roman"/>
-        </w:rPr>
-      </w:pPr>
-      <w:r>
-        <w:rPr>
-          <w:rFonts w:ascii="Times New Roman" w:hAnsi="Times New Roman" w:cs="Times New Roman"/>
-        </w:rPr>
-        <w:t>HTML (</w:t>
-      </w:r>
-      <w:proofErr w:type="spellStart"/>
-      <w:r>
-        <w:rPr>
-          <w:rFonts w:ascii="Times New Roman" w:hAnsi="Times New Roman" w:cs="Times New Roman"/>
-        </w:rPr>
-        <w:t>HyperText</w:t>
-      </w:r>
-      <w:proofErr w:type="spellEnd"/>
-      <w:r>
-        <w:rPr>
-          <w:rFonts w:ascii="Times New Roman" w:hAnsi="Times New Roman" w:cs="Times New Roman"/>
-        </w:rPr>
-        <w:t xml:space="preserve"> </w:t>
-      </w:r>
-      <w:proofErr w:type="spellStart"/>
-      <w:r>
-        <w:rPr>
-          <w:rFonts w:ascii="Times New Roman" w:hAnsi="Times New Roman" w:cs="Times New Roman"/>
-        </w:rPr>
-        <w:t>Markup</w:t>
-      </w:r>
-      <w:proofErr w:type="spellEnd"/>
-      <w:r>
-        <w:rPr>
-          <w:rFonts w:ascii="Times New Roman" w:hAnsi="Times New Roman" w:cs="Times New Roman"/>
-        </w:rPr>
-        <w:t xml:space="preserve"> </w:t>
-      </w:r>
-      <w:proofErr w:type="spellStart"/>
-      <w:r>
-        <w:rPr>
-          <w:rFonts w:ascii="Times New Roman" w:hAnsi="Times New Roman" w:cs="Times New Roman"/>
-        </w:rPr>
-        <w:t>Language</w:t>
-      </w:r>
-      <w:proofErr w:type="spellEnd"/>
-      <w:r>
-        <w:rPr>
-          <w:rFonts w:ascii="Times New Roman" w:hAnsi="Times New Roman" w:cs="Times New Roman"/>
-        </w:rPr>
-        <w:t>) es el lenguaje base para la construcción de páginas web, y se encarga de estructurar el contenido que se muestra al usuario, como textos, imágenes, formularios y enlaces. En palabras del W3C (2023), “HTML es el lenguaje de marcado estándar para crear páginas web; describe la estructura de las páginas web utilizando etiquetas.” En este proyecto, HTML será fundamental para diseñar la interfaz de usuario del sistema, permitiendo construir las secciones principales como la página de inicio, el formulario de reservas y el perfil de los usuarios, de manera clara y organizada. </w:t>
+        <w:t>muestra al usuario, como textos, imágenes, formularios y enlaces. En palabras del W3C (2023), “HTML es el lenguaje de marcado estándar para crear páginas web; describe la estructura de las páginas web utilizando etiquetas.” En este proyecto, HTML será fundamental para diseñar la interfaz de usuario del sistema, permitiendo construir las secciones principales como la página de inicio, el formulario de reservas y el perfil de los usuarios, de manera clara y organizada. </w:t>
       </w:r>
     </w:p>
     <w:p>
@@ -7967,7 +8033,6 @@
           <w:sz w:val="24"/>
           <w:szCs w:val="24"/>
         </w:rPr>
-        <w:lastRenderedPageBreak/>
         <w:t>Estrategias</w:t>
       </w:r>
       <w:bookmarkEnd w:id="55"/>
@@ -8045,6 +8110,7 @@
           <w:b/>
           <w:bCs/>
         </w:rPr>
+        <w:lastRenderedPageBreak/>
         <w:t>Énfasis en la calidad del servicio:</w:t>
       </w:r>
       <w:r>
@@ -8315,7 +8381,6 @@
         <w:rPr>
           <w:rFonts w:ascii="Times New Roman" w:eastAsia="Times New Roman" w:hAnsi="Times New Roman" w:cs="Times New Roman"/>
         </w:rPr>
-        <w:lastRenderedPageBreak/>
         <w:t>Reducir los errores más frecuentes en la administración manual (citas duplicadas, cálculos salariales imprecisos, pérdida de información) </w:t>
       </w:r>
     </w:p>
@@ -8408,6 +8473,7 @@
           <w:sz w:val="24"/>
           <w:szCs w:val="24"/>
         </w:rPr>
+        <w:lastRenderedPageBreak/>
         <w:t>Entorno del Desarrollo de la Empresa</w:t>
       </w:r>
       <w:bookmarkEnd w:id="64"/>
@@ -8759,78 +8825,78 @@
         <w:rPr>
           <w:rFonts w:eastAsia="Times New Roman"/>
         </w:rPr>
+        <w:t>Cultura:</w:t>
+      </w:r>
+      <w:r>
+        <w:rPr>
+          <w:rFonts w:eastAsia="Times New Roman"/>
+        </w:rPr>
+        <w:t xml:space="preserve"> </w:t>
+      </w:r>
+    </w:p>
+    <w:p>
+      <w:pPr>
+        <w:spacing w:line="480" w:lineRule="auto"/>
+        <w:ind w:left="1440" w:firstLine="720"/>
+        <w:rPr>
+          <w:rFonts w:ascii="Times New Roman" w:eastAsia="Times New Roman" w:hAnsi="Times New Roman" w:cs="Times New Roman"/>
+        </w:rPr>
+      </w:pPr>
+      <w:r>
+        <w:rPr>
+          <w:rFonts w:ascii="Times New Roman" w:eastAsia="Times New Roman" w:hAnsi="Times New Roman" w:cs="Times New Roman"/>
+        </w:rPr>
+        <w:t xml:space="preserve">La cultura organizacional de </w:t>
+      </w:r>
+      <w:proofErr w:type="spellStart"/>
+      <w:r>
+        <w:rPr>
+          <w:rFonts w:ascii="Times New Roman" w:eastAsia="Times New Roman" w:hAnsi="Times New Roman" w:cs="Times New Roman"/>
+        </w:rPr>
+        <w:t>Loana</w:t>
+      </w:r>
+      <w:proofErr w:type="spellEnd"/>
+      <w:r>
+        <w:rPr>
+          <w:rFonts w:ascii="Times New Roman" w:eastAsia="Times New Roman" w:hAnsi="Times New Roman" w:cs="Times New Roman"/>
+        </w:rPr>
+        <w:t xml:space="preserve"> Salón &amp; Spa se centra en la búsqueda </w:t>
+      </w:r>
+      <w:r>
+        <w:rPr>
+          <w:rFonts w:ascii="Times New Roman" w:eastAsia="Times New Roman" w:hAnsi="Times New Roman" w:cs="Times New Roman"/>
+        </w:rPr>
+        <w:t>firme de la excelencia, innovación y mejora continua. Este proyecto que buscamos implementar se adecua con estos valores al realizar un sistema web que opti</w:t>
+      </w:r>
+      <w:r>
+        <w:rPr>
+          <w:rFonts w:ascii="Times New Roman" w:eastAsia="Times New Roman" w:hAnsi="Times New Roman" w:cs="Times New Roman"/>
+        </w:rPr>
+        <w:t>miza tanto la gestión administrativa como la calidad del servicio.</w:t>
+      </w:r>
+    </w:p>
+    <w:p>
+      <w:pPr>
+        <w:spacing w:line="480" w:lineRule="auto"/>
+        <w:ind w:left="1440"/>
+        <w:rPr>
+          <w:rFonts w:ascii="Times New Roman" w:eastAsia="Times New Roman" w:hAnsi="Times New Roman" w:cs="Times New Roman"/>
+        </w:rPr>
+      </w:pPr>
+    </w:p>
+    <w:p>
+      <w:pPr>
+        <w:pStyle w:val="Ttulo4"/>
+        <w:spacing w:line="480" w:lineRule="auto"/>
+        <w:rPr>
+          <w:rFonts w:eastAsia="Times New Roman"/>
+        </w:rPr>
+      </w:pPr>
+      <w:r>
+        <w:rPr>
+          <w:rFonts w:eastAsia="Times New Roman"/>
+        </w:rPr>
         <w:lastRenderedPageBreak/>
-        <w:t>Cultura:</w:t>
-      </w:r>
-      <w:r>
-        <w:rPr>
-          <w:rFonts w:eastAsia="Times New Roman"/>
-        </w:rPr>
-        <w:t xml:space="preserve"> </w:t>
-      </w:r>
-    </w:p>
-    <w:p>
-      <w:pPr>
-        <w:spacing w:line="480" w:lineRule="auto"/>
-        <w:ind w:left="1440" w:firstLine="720"/>
-        <w:rPr>
-          <w:rFonts w:ascii="Times New Roman" w:eastAsia="Times New Roman" w:hAnsi="Times New Roman" w:cs="Times New Roman"/>
-        </w:rPr>
-      </w:pPr>
-      <w:r>
-        <w:rPr>
-          <w:rFonts w:ascii="Times New Roman" w:eastAsia="Times New Roman" w:hAnsi="Times New Roman" w:cs="Times New Roman"/>
-        </w:rPr>
-        <w:t xml:space="preserve">La cultura organizacional de </w:t>
-      </w:r>
-      <w:proofErr w:type="spellStart"/>
-      <w:r>
-        <w:rPr>
-          <w:rFonts w:ascii="Times New Roman" w:eastAsia="Times New Roman" w:hAnsi="Times New Roman" w:cs="Times New Roman"/>
-        </w:rPr>
-        <w:t>Loana</w:t>
-      </w:r>
-      <w:proofErr w:type="spellEnd"/>
-      <w:r>
-        <w:rPr>
-          <w:rFonts w:ascii="Times New Roman" w:eastAsia="Times New Roman" w:hAnsi="Times New Roman" w:cs="Times New Roman"/>
-        </w:rPr>
-        <w:t xml:space="preserve"> Salón &amp; Spa se centra en la búsqueda </w:t>
-      </w:r>
-      <w:r>
-        <w:rPr>
-          <w:rFonts w:ascii="Times New Roman" w:eastAsia="Times New Roman" w:hAnsi="Times New Roman" w:cs="Times New Roman"/>
-        </w:rPr>
-        <w:t>firme de la excelencia, innovación y mejora continua. Este proyecto que buscamos implementar se adecua con estos valores al realizar un sistema web que opti</w:t>
-      </w:r>
-      <w:r>
-        <w:rPr>
-          <w:rFonts w:ascii="Times New Roman" w:eastAsia="Times New Roman" w:hAnsi="Times New Roman" w:cs="Times New Roman"/>
-        </w:rPr>
-        <w:t>miza tanto la gestión administrativa como la calidad del servicio.</w:t>
-      </w:r>
-    </w:p>
-    <w:p>
-      <w:pPr>
-        <w:spacing w:line="480" w:lineRule="auto"/>
-        <w:ind w:left="1440"/>
-        <w:rPr>
-          <w:rFonts w:ascii="Times New Roman" w:eastAsia="Times New Roman" w:hAnsi="Times New Roman" w:cs="Times New Roman"/>
-        </w:rPr>
-      </w:pPr>
-    </w:p>
-    <w:p>
-      <w:pPr>
-        <w:pStyle w:val="Ttulo4"/>
-        <w:spacing w:line="480" w:lineRule="auto"/>
-        <w:rPr>
-          <w:rFonts w:eastAsia="Times New Roman"/>
-        </w:rPr>
-      </w:pPr>
-      <w:r>
-        <w:rPr>
-          <w:rFonts w:eastAsia="Times New Roman"/>
-        </w:rPr>
         <w:t>Valores:</w:t>
       </w:r>
     </w:p>
@@ -9003,14 +9069,7 @@
         <w:rPr>
           <w:rFonts w:ascii="Times New Roman" w:hAnsi="Times New Roman" w:cs="Times New Roman"/>
         </w:rPr>
-        <w:t xml:space="preserve"> Salón &amp; Spa" no solo dependerá de un sistema digital eficiente, sino también de contar con un equipo capacitado y motivado. La estructura del personal incluye estilistas, esteticistas, recepcionistas y personal administrativo, cada uno será fundamental para el correcto funcionamiento diario del negocio y la satisfacción del cliente. Para obtener un alto rendimiento, se implementará un programa de capacitación </w:t>
-      </w:r>
-      <w:r>
-        <w:rPr>
-          <w:rFonts w:ascii="Times New Roman" w:hAnsi="Times New Roman" w:cs="Times New Roman"/>
-        </w:rPr>
-        <w:lastRenderedPageBreak/>
-        <w:t>enfocado al nuevo sistema digital, así mismo en técnicas de atención al cliente y tendencias en el sector de belleza. Además, se establecerán sistemas de evaluación del desempeño del personal que permitirá medir la eficiencia de atención al cliente y el uso del sistema, esto será crucial para identificar áreas de mejora y el buen desempeño de los trabajadores.   </w:t>
+        <w:t xml:space="preserve"> Salón &amp; Spa" no solo dependerá de un sistema digital eficiente, sino también de contar con un equipo capacitado y motivado. La estructura del personal incluye estilistas, esteticistas, recepcionistas y personal administrativo, cada uno será fundamental para el correcto funcionamiento diario del negocio y la satisfacción del cliente. Para obtener un alto rendimiento, se implementará un programa de capacitación enfocado al nuevo sistema digital, así mismo en técnicas de atención al cliente y tendencias en el sector de belleza. Además, se establecerán sistemas de evaluación del desempeño del personal que permitirá medir la eficiencia de atención al cliente y el uso del sistema, esto será crucial para identificar áreas de mejora y el buen desempeño de los trabajadores.   </w:t>
       </w:r>
     </w:p>
     <w:p>
@@ -9043,6 +9102,7 @@
           <w:sz w:val="24"/>
           <w:szCs w:val="24"/>
         </w:rPr>
+        <w:lastRenderedPageBreak/>
         <w:t>Análisis del Entorno Externo</w:t>
       </w:r>
       <w:bookmarkEnd w:id="77"/>
@@ -9184,14 +9244,7 @@
         <w:rPr>
           <w:rFonts w:ascii="Times New Roman" w:hAnsi="Times New Roman" w:cs="Times New Roman"/>
         </w:rPr>
-        <w:t xml:space="preserve"> En la zona, existen varios salones de belleza que ofrecen servicios similares, desde cortes de cabello a manicuras y pedicuras. Además, muchos de estos competidores han establecido una fuerte presencia en redes sociales, utilizando plataformas como Instagram y Facebook para promocionar sus servicios y atraer a un público más amplio. Esta estrategia de marketing digital no solo les permite llegar a nuevo clientes, sino que también </w:t>
-      </w:r>
-      <w:r>
-        <w:rPr>
-          <w:rFonts w:ascii="Times New Roman" w:hAnsi="Times New Roman" w:cs="Times New Roman"/>
-        </w:rPr>
-        <w:lastRenderedPageBreak/>
-        <w:t>dará a conocer las promociones y contenido atractivo. La competencia también se ve intensificada en por la aparición de nuevos salones que buscan más alcance precios competitivos, lo que obliga a "</w:t>
+        <w:t xml:space="preserve"> En la zona, existen varios salones de belleza que ofrecen servicios similares, desde cortes de cabello a manicuras y pedicuras. Además, muchos de estos competidores han establecido una fuerte presencia en redes sociales, utilizando plataformas como Instagram y Facebook para promocionar sus servicios y atraer a un público más amplio. Esta estrategia de marketing digital no solo les permite llegar a nuevo clientes, sino que también dará a conocer las promociones y contenido atractivo. La competencia también se ve intensificada en por la aparición de nuevos salones que buscan más alcance precios competitivos, lo que obliga a "</w:t>
       </w:r>
       <w:proofErr w:type="spellStart"/>
       <w:r>
@@ -9245,6 +9298,7 @@
           <w:sz w:val="24"/>
           <w:szCs w:val="24"/>
         </w:rPr>
+        <w:lastRenderedPageBreak/>
         <w:t xml:space="preserve"> </w:t>
       </w:r>
       <w:bookmarkStart w:id="88" w:name="_Toc195350976"/>
@@ -9543,6 +9597,7 @@
         <w:rPr>
           <w:noProof/>
         </w:rPr>
+        <w:lastRenderedPageBreak/>
         <w:drawing>
           <wp:inline distT="0" distB="0" distL="0" distR="0" wp14:anchorId="553E5E0F" wp14:editId="3918EDB8">
             <wp:extent cx="5943600" cy="4457700"/>
@@ -9646,7 +9701,6 @@
           <w:sz w:val="24"/>
           <w:szCs w:val="24"/>
         </w:rPr>
-        <w:lastRenderedPageBreak/>
         <w:t>Estrategias del Desarrollo</w:t>
       </w:r>
       <w:bookmarkEnd w:id="93"/>
@@ -9725,7 +9779,14 @@
         <w:rPr>
           <w:rFonts w:ascii="Times New Roman" w:hAnsi="Times New Roman" w:cs="Times New Roman"/>
         </w:rPr>
-        <w:t>La innovación se ha establecido como un elemento esencial para las organizaciones que aspiran a mantenerse competitivas en un ámbito empresarial cada vez mas exigente. Según Mathison, Gándara, Primera y García (2007), las empresas que optan por las estrategias de diferenciación, consiguen una posición más sólida en el mercado, resaltando elementos fundamentales como la calidad, el servicio, la identidad de la marca y en particular, la innovación. Estos elementos ayudan a las empresas a poder cumplir con las expectativas de los clientes y a generar beneficios a largo plazo, respondiendo de forma eficiente a las demandas cambiantes del mercado.</w:t>
+        <w:t xml:space="preserve">La innovación se ha establecido como un elemento esencial para las organizaciones que aspiran a mantenerse competitivas en un ámbito empresarial cada vez mas exigente. Según Mathison, Gándara, Primera y García (2007), las empresas que optan por las estrategias de diferenciación, consiguen una posición más sólida en el mercado, resaltando elementos fundamentales como la calidad, el servicio, la identidad de la marca y en particular, la innovación. Estos elementos </w:t>
+      </w:r>
+      <w:r>
+        <w:rPr>
+          <w:rFonts w:ascii="Times New Roman" w:hAnsi="Times New Roman" w:cs="Times New Roman"/>
+        </w:rPr>
+        <w:lastRenderedPageBreak/>
+        <w:t>ayudan a las empresas a poder cumplir con las expectativas de los clientes y a generar beneficios a largo plazo, respondiendo de forma eficiente a las demandas cambiantes del mercado.</w:t>
       </w:r>
     </w:p>
     <w:p>
@@ -9815,14 +9876,7 @@
         <w:rPr>
           <w:rFonts w:ascii="Times New Roman" w:hAnsi="Times New Roman" w:cs="Times New Roman"/>
         </w:rPr>
-        <w:t xml:space="preserve"> sostiene que la innovación en las organizaciones no solo constituye un mecanismo de expansión en términos de oferta de productos y servicios, sino que también se transforma en un elemento esencial para el progreso económico y social de las empresas. Este autor nos </w:t>
-      </w:r>
-      <w:r>
-        <w:rPr>
-          <w:rFonts w:ascii="Times New Roman" w:hAnsi="Times New Roman" w:cs="Times New Roman"/>
-        </w:rPr>
-        <w:lastRenderedPageBreak/>
-        <w:t>señala que innovar significa modificar y mejorar los procesos, bienes o servicios con el fin de obtener resultados satisfactorios.</w:t>
+        <w:t xml:space="preserve"> sostiene que la innovación en las organizaciones no solo constituye un mecanismo de expansión en términos de oferta de productos y servicios, sino que también se transforma en un elemento esencial para el progreso económico y social de las empresas. Este autor nos señala que innovar significa modificar y mejorar los procesos, bienes o servicios con el fin de obtener resultados satisfactorios.</w:t>
       </w:r>
     </w:p>
     <w:p>
@@ -9933,7 +9987,14 @@
         <w:rPr>
           <w:rFonts w:ascii="Times New Roman" w:hAnsi="Times New Roman" w:cs="Times New Roman"/>
         </w:rPr>
-        <w:t xml:space="preserve"> Profesional, Jiang.pe y Coral Store, entre otras. La colaboración con estas marcas no solo brindará una mayor variedad de productos disponibles, sino que también contribuirá a mejorar la experiencia del cliente. </w:t>
+        <w:t xml:space="preserve"> Profesional, Jiang.pe y Coral Store, entre otras. La colaboración </w:t>
+      </w:r>
+      <w:r>
+        <w:rPr>
+          <w:rFonts w:ascii="Times New Roman" w:hAnsi="Times New Roman" w:cs="Times New Roman"/>
+        </w:rPr>
+        <w:lastRenderedPageBreak/>
+        <w:t>con estas marcas no solo brindará una mayor variedad de productos disponibles, sino que también contribuirá a mejorar la experiencia del cliente. </w:t>
       </w:r>
     </w:p>
     <w:p>
@@ -9994,7 +10055,6 @@
           <w:sz w:val="24"/>
           <w:szCs w:val="24"/>
         </w:rPr>
-        <w:lastRenderedPageBreak/>
         <w:t xml:space="preserve"> </w:t>
       </w:r>
       <w:bookmarkStart w:id="108" w:name="_Toc195350981"/>
@@ -10069,7 +10129,14 @@
         <w:rPr>
           <w:rFonts w:ascii="Times New Roman" w:hAnsi="Times New Roman" w:cs="Times New Roman"/>
         </w:rPr>
-        <w:t xml:space="preserve"> constituye una oportunidad clave para poder optimizar la gestión interna de la empresa. En la actualidad, uno de los retos más significativos a los que se enfrentan los pequeños negocios del sector de belleza es la desorganización de sus procesos de operación, tales como la gestión de citas, la supervisión de productos y la administración de clientes, además del monitoreo de los servicios realizados. Por ello, este sistema tiene como objetivo mejorar estos aspectos</w:t>
+        <w:t xml:space="preserve"> constituye una oportunidad clave para poder optimizar la gestión </w:t>
+      </w:r>
+      <w:r>
+        <w:rPr>
+          <w:rFonts w:ascii="Times New Roman" w:hAnsi="Times New Roman" w:cs="Times New Roman"/>
+        </w:rPr>
+        <w:lastRenderedPageBreak/>
+        <w:t>interna de la empresa. En la actualidad, uno de los retos más significativos a los que se enfrentan los pequeños negocios del sector de belleza es la desorganización de sus procesos de operación, tales como la gestión de citas, la supervisión de productos y la administración de clientes, además del monitoreo de los servicios realizados. Por ello, este sistema tiene como objetivo mejorar estos aspectos</w:t>
       </w:r>
       <w:r>
         <w:rPr>
@@ -10141,7 +10208,6 @@
           <w:sz w:val="24"/>
           <w:szCs w:val="24"/>
         </w:rPr>
-        <w:lastRenderedPageBreak/>
         <w:t>Expansión y Presencia en Línea</w:t>
       </w:r>
       <w:bookmarkEnd w:id="109"/>
@@ -10216,6 +10282,7 @@
         <w:rPr>
           <w:rFonts w:ascii="Times New Roman" w:hAnsi="Times New Roman" w:cs="Times New Roman"/>
         </w:rPr>
+        <w:lastRenderedPageBreak/>
         <w:t xml:space="preserve">Tener presencia en internet mediante un sistema web no solo posibilitará que la compañía expanda su alcance y visibilidad en el mercado, sino que también potenciará su reputación profesional y confianza hacia sus clientes. Actualmente, los usuarios buscan datos, productos y servicios en línea, por lo que contar con una plataforma digital permitirá que los clientes programen sus citas, comprendan los servicios disponibles, hagan consultas e incluso obtengan sugerencias personalizadas para su rutina de belleza. Todo esto no solo </w:t>
       </w:r>
       <w:r>
@@ -10281,7 +10348,6 @@
           <w:sz w:val="24"/>
           <w:szCs w:val="24"/>
         </w:rPr>
-        <w:lastRenderedPageBreak/>
         <w:t>Plan de Implementación</w:t>
       </w:r>
       <w:bookmarkEnd w:id="113"/>
@@ -10371,7 +10437,14 @@
         <w:rPr>
           <w:rFonts w:ascii="Times New Roman" w:hAnsi="Times New Roman" w:cs="Times New Roman"/>
         </w:rPr>
-        <w:t xml:space="preserve"> Salón &amp; Spa", con el objetivo de identificar las necesidades y requerimientos específicos para el nuevo sistema digital. Esta fase comenzará con la recolección de datos, donde se explorarán las necesidades y los desafíos que enfrentan en la gestión de citas, control de asistencia y pagos. Se evaluarán los procesos manuales existentes, identificando ineficiencias y áreas de mejora que podrían beneficiarse de la digitalización. A partir de esta información, se definirán los requerimientos funcionales y no funcionales del sistema, asegurando que se alineen con los objetivos del negocio y las expectativas de los usuarios. Esta fase también incluirá un análisis de la competencia y del mercado, lo que permitirá identificar oportunidades y amenazas en el entorno.</w:t>
+        <w:t xml:space="preserve"> Salón &amp; Spa", con el objetivo de identificar las necesidades y requerimientos específicos para el nuevo sistema digital. Esta fase comenzará con la recolección de datos, donde se explorarán las necesidades y los desafíos que enfrentan en la gestión de citas, control de asistencia y pagos. Se evaluarán los procesos manuales existentes, identificando ineficiencias y áreas de mejora que podrían beneficiarse de la digitalización. A partir de esta información, se definirán los requerimientos funcionales y no funcionales del sistema, </w:t>
+      </w:r>
+      <w:r>
+        <w:rPr>
+          <w:rFonts w:ascii="Times New Roman" w:hAnsi="Times New Roman" w:cs="Times New Roman"/>
+        </w:rPr>
+        <w:lastRenderedPageBreak/>
+        <w:t>asegurando que se alineen con los objetivos del negocio y las expectativas de los usuarios. Esta fase también incluirá un análisis de la competencia y del mercado, lo que permitirá identificar oportunidades y amenazas en el entorno.</w:t>
       </w:r>
     </w:p>
     <w:p>
@@ -10497,7 +10570,6 @@
           <w:sz w:val="24"/>
           <w:szCs w:val="24"/>
         </w:rPr>
-        <w:lastRenderedPageBreak/>
         <w:t>Recursos Necesarios</w:t>
       </w:r>
       <w:bookmarkEnd w:id="121"/>
@@ -10795,7 +10867,6 @@
           <w:sz w:val="24"/>
           <w:szCs w:val="24"/>
         </w:rPr>
-        <w:lastRenderedPageBreak/>
         <w:t>CAPITULO 2:  ANÁLISIS DE LA SITUACIÓN</w:t>
       </w:r>
       <w:bookmarkEnd w:id="129"/>
@@ -10906,15 +10977,7 @@
           <w:b/>
           <w:bCs/>
         </w:rPr>
-        <w:t xml:space="preserve">FIGURA </w:t>
-      </w:r>
-      <w:r>
-        <w:rPr>
-          <w:rFonts w:ascii="Times New Roman" w:eastAsia="Times New Roman" w:hAnsi="Times New Roman" w:cs="Times New Roman"/>
-          <w:b/>
-          <w:bCs/>
-        </w:rPr>
-        <w:t>2</w:t>
+        <w:t>FIGURA 2</w:t>
       </w:r>
     </w:p>
     <w:p>
@@ -10968,7 +11031,9 @@
           <w:rFonts w:ascii="Times New Roman" w:eastAsia="Times New Roman" w:hAnsi="Times New Roman" w:cs="Times New Roman"/>
           <w:i/>
           <w:iCs/>
-        </w:rPr>
+          <w:noProof/>
+        </w:rPr>
+        <w:lastRenderedPageBreak/>
         <w:drawing>
           <wp:anchor distT="0" distB="0" distL="114300" distR="114300" simplePos="0" relativeHeight="251661312" behindDoc="0" locked="0" layoutInCell="1" allowOverlap="1" wp14:anchorId="534628C8" wp14:editId="06544A28">
             <wp:simplePos x="0" y="0"/>
@@ -11068,7 +11133,6 @@
         <w:rPr>
           <w:rFonts w:eastAsia="Times New Roman"/>
         </w:rPr>
-        <w:lastRenderedPageBreak/>
         <w:t xml:space="preserve">Project </w:t>
       </w:r>
       <w:proofErr w:type="spellStart"/>
@@ -11096,15 +11160,7 @@
           <w:b/>
           <w:bCs/>
         </w:rPr>
-        <w:t xml:space="preserve">FIGURA </w:t>
-      </w:r>
-      <w:r>
-        <w:rPr>
-          <w:rFonts w:ascii="Times New Roman" w:hAnsi="Times New Roman" w:cs="Times New Roman"/>
-          <w:b/>
-          <w:bCs/>
-        </w:rPr>
-        <w:t>3</w:t>
+        <w:t>FIGURA 3</w:t>
       </w:r>
     </w:p>
     <w:p>
@@ -11154,7 +11210,9 @@
       <w:r>
         <w:rPr>
           <w:rFonts w:ascii="Times New Roman" w:hAnsi="Times New Roman" w:cs="Times New Roman"/>
-        </w:rPr>
+          <w:noProof/>
+        </w:rPr>
+        <w:lastRenderedPageBreak/>
         <w:drawing>
           <wp:inline distT="0" distB="0" distL="0" distR="0" wp14:anchorId="489E3032" wp14:editId="0E8F6243">
             <wp:extent cx="5800725" cy="5972175"/>
@@ -11240,7 +11298,9 @@
       <w:r>
         <w:rPr>
           <w:rFonts w:ascii="Times New Roman" w:hAnsi="Times New Roman" w:cs="Times New Roman"/>
-        </w:rPr>
+          <w:noProof/>
+        </w:rPr>
+        <w:lastRenderedPageBreak/>
         <w:drawing>
           <wp:anchor distT="0" distB="0" distL="114300" distR="114300" simplePos="0" relativeHeight="251663360" behindDoc="0" locked="0" layoutInCell="1" allowOverlap="1" wp14:anchorId="1AE79319" wp14:editId="136DE7F8">
             <wp:simplePos x="0" y="0"/>
@@ -11366,6 +11426,7 @@
       <w:r>
         <w:rPr>
           <w:rFonts w:ascii="Times New Roman" w:hAnsi="Times New Roman" w:cs="Times New Roman"/>
+          <w:noProof/>
         </w:rPr>
         <w:drawing>
           <wp:anchor distT="0" distB="0" distL="114300" distR="114300" simplePos="0" relativeHeight="251664384" behindDoc="0" locked="0" layoutInCell="1" allowOverlap="1" wp14:anchorId="30585F1A" wp14:editId="158BA558">
@@ -11520,6 +11581,7 @@
       <w:r>
         <w:rPr>
           <w:rFonts w:ascii="Times New Roman" w:hAnsi="Times New Roman" w:cs="Times New Roman"/>
+          <w:noProof/>
         </w:rPr>
         <w:lastRenderedPageBreak/>
         <w:drawing>
@@ -11639,6 +11701,7 @@
       <w:r>
         <w:rPr>
           <w:rFonts w:ascii="Times New Roman" w:hAnsi="Times New Roman" w:cs="Times New Roman"/>
+          <w:noProof/>
         </w:rPr>
         <w:drawing>
           <wp:anchor distT="0" distB="0" distL="114300" distR="114300" simplePos="0" relativeHeight="251667456" behindDoc="0" locked="0" layoutInCell="1" allowOverlap="1" wp14:anchorId="0FE26E3F" wp14:editId="50AFA5DE">
@@ -11805,6 +11868,7 @@
       <w:r>
         <w:rPr>
           <w:rFonts w:ascii="Times New Roman" w:hAnsi="Times New Roman" w:cs="Times New Roman"/>
+          <w:noProof/>
         </w:rPr>
         <w:lastRenderedPageBreak/>
         <w:drawing>
@@ -11870,6 +11934,7 @@
       <w:r>
         <w:rPr>
           <w:rFonts w:ascii="Times New Roman" w:hAnsi="Times New Roman" w:cs="Times New Roman"/>
+          <w:noProof/>
         </w:rPr>
         <w:drawing>
           <wp:inline distT="0" distB="0" distL="0" distR="0" wp14:anchorId="47A24951" wp14:editId="03843524">
@@ -11946,6 +12011,7 @@
       <w:r>
         <w:rPr>
           <w:rFonts w:ascii="Times New Roman" w:hAnsi="Times New Roman" w:cs="Times New Roman"/>
+          <w:noProof/>
         </w:rPr>
         <w:lastRenderedPageBreak/>
         <w:drawing>
@@ -12050,15 +12116,7 @@
           <w:b/>
           <w:bCs/>
         </w:rPr>
-        <w:t xml:space="preserve">FIGURA </w:t>
-      </w:r>
-      <w:r>
-        <w:rPr>
-          <w:rFonts w:ascii="Times New Roman" w:hAnsi="Times New Roman" w:cs="Times New Roman"/>
-          <w:b/>
-          <w:bCs/>
-        </w:rPr>
-        <w:t>4</w:t>
+        <w:t>FIGURA 4</w:t>
       </w:r>
     </w:p>
     <w:p>
@@ -12093,6 +12151,7 @@
       <w:r>
         <w:rPr>
           <w:rFonts w:ascii="Times New Roman" w:hAnsi="Times New Roman" w:cs="Times New Roman"/>
+          <w:noProof/>
         </w:rPr>
         <w:drawing>
           <wp:inline distT="0" distB="0" distL="0" distR="0" wp14:anchorId="16333CAD" wp14:editId="71111109">
@@ -12194,15 +12253,7 @@
           <w:b/>
           <w:bCs/>
         </w:rPr>
-        <w:t xml:space="preserve">FIGURA </w:t>
-      </w:r>
-      <w:r>
-        <w:rPr>
-          <w:rFonts w:ascii="Times New Roman" w:hAnsi="Times New Roman" w:cs="Times New Roman"/>
-          <w:b/>
-          <w:bCs/>
-        </w:rPr>
-        <w:t>5</w:t>
+        <w:t>FIGURA 5</w:t>
       </w:r>
     </w:p>
     <w:p>
@@ -12239,6 +12290,7 @@
           <w:rFonts w:ascii="Times New Roman" w:hAnsi="Times New Roman" w:cs="Times New Roman"/>
           <w:i/>
           <w:iCs/>
+          <w:noProof/>
         </w:rPr>
         <w:drawing>
           <wp:anchor distT="0" distB="0" distL="114300" distR="114300" simplePos="0" relativeHeight="251668480" behindDoc="0" locked="0" layoutInCell="1" allowOverlap="1" wp14:anchorId="25DDE409" wp14:editId="0BF9842F">
@@ -12473,6 +12525,7 @@
           <w:rFonts w:ascii="Times New Roman" w:hAnsi="Times New Roman" w:cs="Times New Roman"/>
           <w:i/>
           <w:iCs/>
+          <w:noProof/>
         </w:rPr>
         <w:drawing>
           <wp:anchor distT="0" distB="0" distL="114300" distR="114300" simplePos="0" relativeHeight="251669504" behindDoc="0" locked="0" layoutInCell="1" allowOverlap="1" wp14:anchorId="5612D7C8" wp14:editId="35AD1340">
@@ -12598,6 +12651,7 @@
           <w:rFonts w:ascii="Times New Roman" w:hAnsi="Times New Roman" w:cs="Times New Roman"/>
           <w:i/>
           <w:iCs/>
+          <w:noProof/>
         </w:rPr>
         <w:drawing>
           <wp:anchor distT="0" distB="0" distL="114300" distR="114300" simplePos="0" relativeHeight="251670528" behindDoc="0" locked="0" layoutInCell="1" allowOverlap="1" wp14:anchorId="78C794E1" wp14:editId="62E000BC">
@@ -12741,15 +12795,7 @@
           <w:bCs/>
         </w:rPr>
         <w:lastRenderedPageBreak/>
-        <w:t xml:space="preserve">FIGURA </w:t>
-      </w:r>
-      <w:r>
-        <w:rPr>
-          <w:rFonts w:ascii="Times New Roman" w:hAnsi="Times New Roman" w:cs="Times New Roman"/>
-          <w:b/>
-          <w:bCs/>
-        </w:rPr>
-        <w:t>8</w:t>
+        <w:t>FIGURA 8</w:t>
       </w:r>
     </w:p>
     <w:p>
@@ -12767,6 +12813,7 @@
           <w:rFonts w:ascii="Times New Roman" w:hAnsi="Times New Roman" w:cs="Times New Roman"/>
           <w:i/>
           <w:iCs/>
+          <w:noProof/>
         </w:rPr>
         <w:drawing>
           <wp:anchor distT="0" distB="0" distL="114300" distR="114300" simplePos="0" relativeHeight="251671552" behindDoc="0" locked="0" layoutInCell="1" allowOverlap="1" wp14:anchorId="5691B6AF" wp14:editId="70AE8B00">
@@ -13371,21 +13418,12 @@
           <w:rFonts w:ascii="Times New Roman" w:eastAsia="Times New Roman" w:hAnsi="Times New Roman" w:cs="Times New Roman"/>
         </w:rPr>
       </w:pPr>
-      <w:proofErr w:type="spellStart"/>
       <w:r>
         <w:rPr>
           <w:rFonts w:ascii="Times New Roman" w:eastAsia="Times New Roman" w:hAnsi="Times New Roman" w:cs="Times New Roman"/>
           <w:lang w:val="en-US"/>
         </w:rPr>
-        <w:t>Chilan</w:t>
-      </w:r>
-      <w:proofErr w:type="spellEnd"/>
-      <w:r>
-        <w:rPr>
-          <w:rFonts w:ascii="Times New Roman" w:eastAsia="Times New Roman" w:hAnsi="Times New Roman" w:cs="Times New Roman"/>
-          <w:lang w:val="en-US"/>
-        </w:rPr>
-        <w:t xml:space="preserve"> Galarza, I. G. (2021). </w:t>
+        <w:t>Chilan Galarza, I. G. (2021). </w:t>
       </w:r>
       <w:r>
         <w:rPr>
@@ -13774,15 +13812,7 @@
           <w:i/>
           <w:iCs/>
         </w:rPr>
-        <w:t xml:space="preserve">Desarrollar un sistema web móvil para mejorar la gestión operativa de la </w:t>
-      </w:r>
-      <w:r>
-        <w:rPr>
-          <w:rFonts w:ascii="Times New Roman" w:eastAsia="Times New Roman" w:hAnsi="Times New Roman" w:cs="Times New Roman"/>
-          <w:i/>
-          <w:iCs/>
-        </w:rPr>
-        <w:t xml:space="preserve">empresa </w:t>
+        <w:t xml:space="preserve">Desarrollar un sistema web móvil para mejorar la gestión operativa de la empresa </w:t>
       </w:r>
       <w:proofErr w:type="spellStart"/>
       <w:r>
@@ -13847,6 +13877,7 @@
         <w:t xml:space="preserve"> A., </w:t>
       </w:r>
       <w:proofErr w:type="spellStart"/>
+      <w:proofErr w:type="gramStart"/>
       <w:r>
         <w:rPr>
           <w:rFonts w:ascii="Times New Roman" w:eastAsia="Times New Roman" w:hAnsi="Times New Roman" w:cs="Times New Roman"/>
@@ -13858,9 +13889,17 @@
         <w:rPr>
           <w:rFonts w:ascii="Times New Roman" w:eastAsia="Times New Roman" w:hAnsi="Times New Roman" w:cs="Times New Roman"/>
         </w:rPr>
-        <w:t xml:space="preserve"> , H., </w:t>
+        <w:t xml:space="preserve"> ,</w:t>
+      </w:r>
+      <w:proofErr w:type="gramEnd"/>
+      <w:r>
+        <w:rPr>
+          <w:rFonts w:ascii="Times New Roman" w:eastAsia="Times New Roman" w:hAnsi="Times New Roman" w:cs="Times New Roman"/>
+        </w:rPr>
+        <w:t xml:space="preserve"> H., </w:t>
       </w:r>
       <w:proofErr w:type="spellStart"/>
+      <w:proofErr w:type="gramStart"/>
       <w:r>
         <w:rPr>
           <w:rFonts w:ascii="Times New Roman" w:eastAsia="Times New Roman" w:hAnsi="Times New Roman" w:cs="Times New Roman"/>
@@ -13872,7 +13911,42 @@
         <w:rPr>
           <w:rFonts w:ascii="Times New Roman" w:eastAsia="Times New Roman" w:hAnsi="Times New Roman" w:cs="Times New Roman"/>
         </w:rPr>
-        <w:t xml:space="preserve"> , Y., Ubillos , A., &amp; Valdivia , A. (2016). </w:t>
+        <w:t xml:space="preserve"> ,</w:t>
+      </w:r>
+      <w:proofErr w:type="gramEnd"/>
+      <w:r>
+        <w:rPr>
+          <w:rFonts w:ascii="Times New Roman" w:eastAsia="Times New Roman" w:hAnsi="Times New Roman" w:cs="Times New Roman"/>
+        </w:rPr>
+        <w:t xml:space="preserve"> Y., </w:t>
+      </w:r>
+      <w:proofErr w:type="gramStart"/>
+      <w:r>
+        <w:rPr>
+          <w:rFonts w:ascii="Times New Roman" w:eastAsia="Times New Roman" w:hAnsi="Times New Roman" w:cs="Times New Roman"/>
+        </w:rPr>
+        <w:t>Ubillos ,</w:t>
+      </w:r>
+      <w:proofErr w:type="gramEnd"/>
+      <w:r>
+        <w:rPr>
+          <w:rFonts w:ascii="Times New Roman" w:eastAsia="Times New Roman" w:hAnsi="Times New Roman" w:cs="Times New Roman"/>
+        </w:rPr>
+        <w:t xml:space="preserve"> A., &amp; </w:t>
+      </w:r>
+      <w:proofErr w:type="gramStart"/>
+      <w:r>
+        <w:rPr>
+          <w:rFonts w:ascii="Times New Roman" w:eastAsia="Times New Roman" w:hAnsi="Times New Roman" w:cs="Times New Roman"/>
+        </w:rPr>
+        <w:t>Valdivia ,</w:t>
+      </w:r>
+      <w:proofErr w:type="gramEnd"/>
+      <w:r>
+        <w:rPr>
+          <w:rFonts w:ascii="Times New Roman" w:eastAsia="Times New Roman" w:hAnsi="Times New Roman" w:cs="Times New Roman"/>
+        </w:rPr>
+        <w:t xml:space="preserve"> A. (2016). </w:t>
       </w:r>
       <w:r>
         <w:rPr>
@@ -13915,13 +13989,7 @@
         <w:rPr>
           <w:rFonts w:ascii="Times New Roman" w:eastAsia="Times New Roman" w:hAnsi="Times New Roman" w:cs="Times New Roman"/>
         </w:rPr>
-        <w:t>Ortiz,</w:t>
-      </w:r>
-      <w:r>
-        <w:rPr>
-          <w:rFonts w:ascii="Times New Roman" w:eastAsia="Times New Roman" w:hAnsi="Times New Roman" w:cs="Times New Roman"/>
-        </w:rPr>
-        <w:t xml:space="preserve"> C. (2017). </w:t>
+        <w:t xml:space="preserve">Ortiz, C. (2017). </w:t>
       </w:r>
       <w:r>
         <w:rPr>
@@ -14021,7 +14089,7 @@
 </file>
 
 <file path=word/endnotes.xml><?xml version="1.0" encoding="utf-8"?>
-<w:endnotes xmlns:wpc="http://schemas.microsoft.com/office/word/2010/wordprocessingCanvas" xmlns:cx="http://schemas.microsoft.com/office/drawing/2014/chartex" xmlns:cx1="http://schemas.microsoft.com/office/drawing/2015/9/8/chartex" xmlns:cx2="http://schemas.microsoft.com/office/drawing/2015/10/21/chartex" xmlns:cx3="http://schemas.microsoft.com/office/drawing/2016/5/9/chartex" xmlns:cx4="http://schemas.microsoft.com/office/drawing/2016/5/10/chartex" xmlns:cx5="http://schemas.microsoft.com/office/drawing/2016/5/11/chartex" xmlns:cx6="http://schemas.microsoft.com/office/drawing/2016/5/12/chartex" xmlns:cx7="http://schemas.microsoft.com/office/drawing/2016/5/13/chartex" xmlns:cx8="http://schemas.microsoft.com/office/drawing/2016/5/14/chartex" xmlns:mc="http://schemas.openxmlformats.org/markup-compatibility/2006" xmlns:aink="http://schemas.microsoft.com/office/drawing/2016/ink" xmlns:am3d="http://schemas.microsoft.com/office/drawing/2017/model3d" xmlns:o="urn:schemas-microsoft-com:office:office" xmlns:r="http://schemas.openxmlformats.org/officeDocument/2006/relationships" xmlns:m="http://schemas.openxmlformats.org/officeDocument/2006/math" xmlns:v="urn:schemas-microsoft-com:vml" xmlns:wp14="http://schemas.microsoft.com/office/word/2010/wordprocessingDrawing" xmlns:wp="http://schemas.openxmlformats.org/drawingml/2006/wordprocessingDrawing" xmlns:w10="urn:schemas-microsoft-com:office:word" xmlns:w="http://schemas.openxmlformats.org/wordprocessingml/2006/main" xmlns:w14="http://schemas.microsoft.com/office/word/2010/wordml" xmlns:w15="http://schemas.microsoft.com/office/word/2012/wordml" xmlns:w16cex="http://schemas.microsoft.com/office/word/2018/wordml/cex" xmlns:w16cid="http://schemas.microsoft.com/office/word/2016/wordml/cid" xmlns:w16="http://schemas.microsoft.com/office/word/2018/wordml" xmlns:w16sdtdh="http://schemas.microsoft.com/office/word/2020/wordml/sdtdatahash" xmlns:w16se="http://schemas.microsoft.com/office/word/2015/wordml/symex" xmlns:wpg="http://schemas.microsoft.com/office/word/2010/wordprocessingGroup" xmlns:wpi="http://schemas.microsoft.com/office/word/2010/wordprocessingInk" xmlns:wne="http://schemas.microsoft.com/office/word/2006/wordml" xmlns:wps="http://schemas.microsoft.com/office/word/2010/wordprocessingShape" mc:Ignorable="w14 w15 w16se w16cid w16 w16cex w16sdtdh wp14">
+<w:endnotes xmlns:wpc="http://schemas.microsoft.com/office/word/2010/wordprocessingCanvas" xmlns:cx="http://schemas.microsoft.com/office/drawing/2014/chartex" xmlns:cx1="http://schemas.microsoft.com/office/drawing/2015/9/8/chartex" xmlns:cx2="http://schemas.microsoft.com/office/drawing/2015/10/21/chartex" xmlns:cx3="http://schemas.microsoft.com/office/drawing/2016/5/9/chartex" xmlns:cx4="http://schemas.microsoft.com/office/drawing/2016/5/10/chartex" xmlns:cx5="http://schemas.microsoft.com/office/drawing/2016/5/11/chartex" xmlns:cx6="http://schemas.microsoft.com/office/drawing/2016/5/12/chartex" xmlns:cx7="http://schemas.microsoft.com/office/drawing/2016/5/13/chartex" xmlns:cx8="http://schemas.microsoft.com/office/drawing/2016/5/14/chartex" xmlns:mc="http://schemas.openxmlformats.org/markup-compatibility/2006" xmlns:aink="http://schemas.microsoft.com/office/drawing/2016/ink" xmlns:am3d="http://schemas.microsoft.com/office/drawing/2017/model3d" xmlns:o="urn:schemas-microsoft-com:office:office" xmlns:oel="http://schemas.microsoft.com/office/2019/extlst" xmlns:r="http://schemas.openxmlformats.org/officeDocument/2006/relationships" xmlns:m="http://schemas.openxmlformats.org/officeDocument/2006/math" xmlns:v="urn:schemas-microsoft-com:vml" xmlns:wp14="http://schemas.microsoft.com/office/word/2010/wordprocessingDrawing" xmlns:wp="http://schemas.openxmlformats.org/drawingml/2006/wordprocessingDrawing" xmlns:w10="urn:schemas-microsoft-com:office:word" xmlns:w="http://schemas.openxmlformats.org/wordprocessingml/2006/main" xmlns:w14="http://schemas.microsoft.com/office/word/2010/wordml" xmlns:w15="http://schemas.microsoft.com/office/word/2012/wordml" xmlns:w16cex="http://schemas.microsoft.com/office/word/2018/wordml/cex" xmlns:w16cid="http://schemas.microsoft.com/office/word/2016/wordml/cid" xmlns:w16="http://schemas.microsoft.com/office/word/2018/wordml" xmlns:w16du="http://schemas.microsoft.com/office/word/2023/wordml/word16du" xmlns:w16sdtdh="http://schemas.microsoft.com/office/word/2020/wordml/sdtdatahash" xmlns:w16sdtfl="http://schemas.microsoft.com/office/word/2024/wordml/sdtformatlock" xmlns:w16se="http://schemas.microsoft.com/office/word/2015/wordml/symex" xmlns:wpg="http://schemas.microsoft.com/office/word/2010/wordprocessingGroup" xmlns:wpi="http://schemas.microsoft.com/office/word/2010/wordprocessingInk" xmlns:wne="http://schemas.microsoft.com/office/word/2006/wordml" xmlns:wps="http://schemas.microsoft.com/office/word/2010/wordprocessingShape" mc:Ignorable="w14 w15 w16se w16cid w16 w16cex w16sdtdh w16sdtfl w16du wp14">
   <w:endnote w:type="separator" w:id="-1">
     <w:p>
       <w:pPr>
@@ -14046,7 +14114,7 @@
 </file>
 
 <file path=word/footer1.xml><?xml version="1.0" encoding="utf-8"?>
-<w:ftr xmlns:wpc="http://schemas.microsoft.com/office/word/2010/wordprocessingCanvas" xmlns:cx="http://schemas.microsoft.com/office/drawing/2014/chartex" xmlns:cx1="http://schemas.microsoft.com/office/drawing/2015/9/8/chartex" xmlns:cx2="http://schemas.microsoft.com/office/drawing/2015/10/21/chartex" xmlns:cx3="http://schemas.microsoft.com/office/drawing/2016/5/9/chartex" xmlns:cx4="http://schemas.microsoft.com/office/drawing/2016/5/10/chartex" xmlns:cx5="http://schemas.microsoft.com/office/drawing/2016/5/11/chartex" xmlns:cx6="http://schemas.microsoft.com/office/drawing/2016/5/12/chartex" xmlns:cx7="http://schemas.microsoft.com/office/drawing/2016/5/13/chartex" xmlns:cx8="http://schemas.microsoft.com/office/drawing/2016/5/14/chartex" xmlns:mc="http://schemas.openxmlformats.org/markup-compatibility/2006" xmlns:aink="http://schemas.microsoft.com/office/drawing/2016/ink" xmlns:am3d="http://schemas.microsoft.com/office/drawing/2017/model3d" xmlns:o="urn:schemas-microsoft-com:office:office" xmlns:r="http://schemas.openxmlformats.org/officeDocument/2006/relationships" xmlns:m="http://schemas.openxmlformats.org/officeDocument/2006/math" xmlns:v="urn:schemas-microsoft-com:vml" xmlns:wp14="http://schemas.microsoft.com/office/word/2010/wordprocessingDrawing" xmlns:wp="http://schemas.openxmlformats.org/drawingml/2006/wordprocessingDrawing" xmlns:w10="urn:schemas-microsoft-com:office:word" xmlns:w="http://schemas.openxmlformats.org/wordprocessingml/2006/main" xmlns:w14="http://schemas.microsoft.com/office/word/2010/wordml" xmlns:w15="http://schemas.microsoft.com/office/word/2012/wordml" xmlns:w16cex="http://schemas.microsoft.com/office/word/2018/wordml/cex" xmlns:w16cid="http://schemas.microsoft.com/office/word/2016/wordml/cid" xmlns:w16="http://schemas.microsoft.com/office/word/2018/wordml" xmlns:w16sdtdh="http://schemas.microsoft.com/office/word/2020/wordml/sdtdatahash" xmlns:w16se="http://schemas.microsoft.com/office/word/2015/wordml/symex" xmlns:wpg="http://schemas.microsoft.com/office/word/2010/wordprocessingGroup" xmlns:wpi="http://schemas.microsoft.com/office/word/2010/wordprocessingInk" xmlns:wne="http://schemas.microsoft.com/office/word/2006/wordml" xmlns:wps="http://schemas.microsoft.com/office/word/2010/wordprocessingShape" mc:Ignorable="w14 w15 w16se w16cid w16 w16cex w16sdtdh wp14">
+<w:ftr xmlns:wpc="http://schemas.microsoft.com/office/word/2010/wordprocessingCanvas" xmlns:cx="http://schemas.microsoft.com/office/drawing/2014/chartex" xmlns:cx1="http://schemas.microsoft.com/office/drawing/2015/9/8/chartex" xmlns:cx2="http://schemas.microsoft.com/office/drawing/2015/10/21/chartex" xmlns:cx3="http://schemas.microsoft.com/office/drawing/2016/5/9/chartex" xmlns:cx4="http://schemas.microsoft.com/office/drawing/2016/5/10/chartex" xmlns:cx5="http://schemas.microsoft.com/office/drawing/2016/5/11/chartex" xmlns:cx6="http://schemas.microsoft.com/office/drawing/2016/5/12/chartex" xmlns:cx7="http://schemas.microsoft.com/office/drawing/2016/5/13/chartex" xmlns:cx8="http://schemas.microsoft.com/office/drawing/2016/5/14/chartex" xmlns:mc="http://schemas.openxmlformats.org/markup-compatibility/2006" xmlns:aink="http://schemas.microsoft.com/office/drawing/2016/ink" xmlns:am3d="http://schemas.microsoft.com/office/drawing/2017/model3d" xmlns:o="urn:schemas-microsoft-com:office:office" xmlns:oel="http://schemas.microsoft.com/office/2019/extlst" xmlns:r="http://schemas.openxmlformats.org/officeDocument/2006/relationships" xmlns:m="http://schemas.openxmlformats.org/officeDocument/2006/math" xmlns:v="urn:schemas-microsoft-com:vml" xmlns:wp14="http://schemas.microsoft.com/office/word/2010/wordprocessingDrawing" xmlns:wp="http://schemas.openxmlformats.org/drawingml/2006/wordprocessingDrawing" xmlns:w10="urn:schemas-microsoft-com:office:word" xmlns:w="http://schemas.openxmlformats.org/wordprocessingml/2006/main" xmlns:w14="http://schemas.microsoft.com/office/word/2010/wordml" xmlns:w15="http://schemas.microsoft.com/office/word/2012/wordml" xmlns:w16cex="http://schemas.microsoft.com/office/word/2018/wordml/cex" xmlns:w16cid="http://schemas.microsoft.com/office/word/2016/wordml/cid" xmlns:w16="http://schemas.microsoft.com/office/word/2018/wordml" xmlns:w16du="http://schemas.microsoft.com/office/word/2023/wordml/word16du" xmlns:w16sdtdh="http://schemas.microsoft.com/office/word/2020/wordml/sdtdatahash" xmlns:w16sdtfl="http://schemas.microsoft.com/office/word/2024/wordml/sdtformatlock" xmlns:w16se="http://schemas.microsoft.com/office/word/2015/wordml/symex" xmlns:wpg="http://schemas.microsoft.com/office/word/2010/wordprocessingGroup" xmlns:wpi="http://schemas.microsoft.com/office/word/2010/wordprocessingInk" xmlns:wne="http://schemas.microsoft.com/office/word/2006/wordml" xmlns:wps="http://schemas.microsoft.com/office/word/2010/wordprocessingShape" mc:Ignorable="w14 w15 w16se w16cid w16 w16cex w16sdtdh w16sdtfl w16du wp14">
   <w:sdt>
     <w:sdtPr>
       <w:rPr>
@@ -14058,7 +14126,6 @@
         <w:docPartUnique/>
       </w:docPartObj>
     </w:sdtPr>
-    <w:sdtEndPr/>
     <w:sdtContent>
       <w:p>
         <w:pPr>
@@ -14111,7 +14178,7 @@
 </file>
 
 <file path=word/footnotes.xml><?xml version="1.0" encoding="utf-8"?>
-<w:footnotes xmlns:wpc="http://schemas.microsoft.com/office/word/2010/wordprocessingCanvas" xmlns:cx="http://schemas.microsoft.com/office/drawing/2014/chartex" xmlns:cx1="http://schemas.microsoft.com/office/drawing/2015/9/8/chartex" xmlns:cx2="http://schemas.microsoft.com/office/drawing/2015/10/21/chartex" xmlns:cx3="http://schemas.microsoft.com/office/drawing/2016/5/9/chartex" xmlns:cx4="http://schemas.microsoft.com/office/drawing/2016/5/10/chartex" xmlns:cx5="http://schemas.microsoft.com/office/drawing/2016/5/11/chartex" xmlns:cx6="http://schemas.microsoft.com/office/drawing/2016/5/12/chartex" xmlns:cx7="http://schemas.microsoft.com/office/drawing/2016/5/13/chartex" xmlns:cx8="http://schemas.microsoft.com/office/drawing/2016/5/14/chartex" xmlns:mc="http://schemas.openxmlformats.org/markup-compatibility/2006" xmlns:aink="http://schemas.microsoft.com/office/drawing/2016/ink" xmlns:am3d="http://schemas.microsoft.com/office/drawing/2017/model3d" xmlns:o="urn:schemas-microsoft-com:office:office" xmlns:r="http://schemas.openxmlformats.org/officeDocument/2006/relationships" xmlns:m="http://schemas.openxmlformats.org/officeDocument/2006/math" xmlns:v="urn:schemas-microsoft-com:vml" xmlns:wp14="http://schemas.microsoft.com/office/word/2010/wordprocessingDrawing" xmlns:wp="http://schemas.openxmlformats.org/drawingml/2006/wordprocessingDrawing" xmlns:w10="urn:schemas-microsoft-com:office:word" xmlns:w="http://schemas.openxmlformats.org/wordprocessingml/2006/main" xmlns:w14="http://schemas.microsoft.com/office/word/2010/wordml" xmlns:w15="http://schemas.microsoft.com/office/word/2012/wordml" xmlns:w16cex="http://schemas.microsoft.com/office/word/2018/wordml/cex" xmlns:w16cid="http://schemas.microsoft.com/office/word/2016/wordml/cid" xmlns:w16="http://schemas.microsoft.com/office/word/2018/wordml" xmlns:w16sdtdh="http://schemas.microsoft.com/office/word/2020/wordml/sdtdatahash" xmlns:w16se="http://schemas.microsoft.com/office/word/2015/wordml/symex" xmlns:wpg="http://schemas.microsoft.com/office/word/2010/wordprocessingGroup" xmlns:wpi="http://schemas.microsoft.com/office/word/2010/wordprocessingInk" xmlns:wne="http://schemas.microsoft.com/office/word/2006/wordml" xmlns:wps="http://schemas.microsoft.com/office/word/2010/wordprocessingShape" mc:Ignorable="w14 w15 w16se w16cid w16 w16cex w16sdtdh wp14">
+<w:footnotes xmlns:wpc="http://schemas.microsoft.com/office/word/2010/wordprocessingCanvas" xmlns:cx="http://schemas.microsoft.com/office/drawing/2014/chartex" xmlns:cx1="http://schemas.microsoft.com/office/drawing/2015/9/8/chartex" xmlns:cx2="http://schemas.microsoft.com/office/drawing/2015/10/21/chartex" xmlns:cx3="http://schemas.microsoft.com/office/drawing/2016/5/9/chartex" xmlns:cx4="http://schemas.microsoft.com/office/drawing/2016/5/10/chartex" xmlns:cx5="http://schemas.microsoft.com/office/drawing/2016/5/11/chartex" xmlns:cx6="http://schemas.microsoft.com/office/drawing/2016/5/12/chartex" xmlns:cx7="http://schemas.microsoft.com/office/drawing/2016/5/13/chartex" xmlns:cx8="http://schemas.microsoft.com/office/drawing/2016/5/14/chartex" xmlns:mc="http://schemas.openxmlformats.org/markup-compatibility/2006" xmlns:aink="http://schemas.microsoft.com/office/drawing/2016/ink" xmlns:am3d="http://schemas.microsoft.com/office/drawing/2017/model3d" xmlns:o="urn:schemas-microsoft-com:office:office" xmlns:oel="http://schemas.microsoft.com/office/2019/extlst" xmlns:r="http://schemas.openxmlformats.org/officeDocument/2006/relationships" xmlns:m="http://schemas.openxmlformats.org/officeDocument/2006/math" xmlns:v="urn:schemas-microsoft-com:vml" xmlns:wp14="http://schemas.microsoft.com/office/word/2010/wordprocessingDrawing" xmlns:wp="http://schemas.openxmlformats.org/drawingml/2006/wordprocessingDrawing" xmlns:w10="urn:schemas-microsoft-com:office:word" xmlns:w="http://schemas.openxmlformats.org/wordprocessingml/2006/main" xmlns:w14="http://schemas.microsoft.com/office/word/2010/wordml" xmlns:w15="http://schemas.microsoft.com/office/word/2012/wordml" xmlns:w16cex="http://schemas.microsoft.com/office/word/2018/wordml/cex" xmlns:w16cid="http://schemas.microsoft.com/office/word/2016/wordml/cid" xmlns:w16="http://schemas.microsoft.com/office/word/2018/wordml" xmlns:w16du="http://schemas.microsoft.com/office/word/2023/wordml/word16du" xmlns:w16sdtdh="http://schemas.microsoft.com/office/word/2020/wordml/sdtdatahash" xmlns:w16sdtfl="http://schemas.microsoft.com/office/word/2024/wordml/sdtformatlock" xmlns:w16se="http://schemas.microsoft.com/office/word/2015/wordml/symex" xmlns:wpg="http://schemas.microsoft.com/office/word/2010/wordprocessingGroup" xmlns:wpi="http://schemas.microsoft.com/office/word/2010/wordprocessingInk" xmlns:wne="http://schemas.microsoft.com/office/word/2006/wordml" xmlns:wps="http://schemas.microsoft.com/office/word/2010/wordprocessingShape" mc:Ignorable="w14 w15 w16se w16cid w16 w16cex w16sdtdh w16sdtfl w16du wp14">
   <w:footnote w:type="separator" w:id="-1">
     <w:p>
       <w:pPr>
@@ -14136,18 +14203,19 @@
 </file>
 
 <file path=word/intelligence2.xml><?xml version="1.0" encoding="utf-8"?>
-<int2:intelligence xmlns:int2="http://schemas.microsoft.com/office/intelligence/2020/intelligence">
+<int2:intelligence xmlns:int2="http://schemas.microsoft.com/office/intelligence/2020/intelligence" xmlns:oel="http://schemas.microsoft.com/office/2019/extlst">
   <int2:observations>
     <int2:textHash int2:hashCode="iP4zKFIa1kkfs6" int2:id="hd6E9TmA">
-      <int2:state int2:type="AugLoop_Text_Critique" int2:value="Rejected"/>
+      <int2:state int2:value="Rejected" int2:type="AugLoop_Text_Critique"/>
     </int2:textHash>
   </int2:observations>
   <int2:intelligenceSettings/>
+  <int2:onDemandWorkflows/>
 </int2:intelligence>
 </file>
 
 <file path=word/numbering.xml><?xml version="1.0" encoding="utf-8"?>
-<w:numbering xmlns:wpc="http://schemas.microsoft.com/office/word/2010/wordprocessingCanvas" xmlns:cx="http://schemas.microsoft.com/office/drawing/2014/chartex" xmlns:cx1="http://schemas.microsoft.com/office/drawing/2015/9/8/chartex" xmlns:cx2="http://schemas.microsoft.com/office/drawing/2015/10/21/chartex" xmlns:cx3="http://schemas.microsoft.com/office/drawing/2016/5/9/chartex" xmlns:cx4="http://schemas.microsoft.com/office/drawing/2016/5/10/chartex" xmlns:cx5="http://schemas.microsoft.com/office/drawing/2016/5/11/chartex" xmlns:cx6="http://schemas.microsoft.com/office/drawing/2016/5/12/chartex" xmlns:cx7="http://schemas.microsoft.com/office/drawing/2016/5/13/chartex" xmlns:cx8="http://schemas.microsoft.com/office/drawing/2016/5/14/chartex" xmlns:mc="http://schemas.openxmlformats.org/markup-compatibility/2006" xmlns:aink="http://schemas.microsoft.com/office/drawing/2016/ink" xmlns:am3d="http://schemas.microsoft.com/office/drawing/2017/model3d" xmlns:o="urn:schemas-microsoft-com:office:office" xmlns:r="http://schemas.openxmlformats.org/officeDocument/2006/relationships" xmlns:m="http://schemas.openxmlformats.org/officeDocument/2006/math" xmlns:v="urn:schemas-microsoft-com:vml" xmlns:wp14="http://schemas.microsoft.com/office/word/2010/wordprocessingDrawing" xmlns:wp="http://schemas.openxmlformats.org/drawingml/2006/wordprocessingDrawing" xmlns:w10="urn:schemas-microsoft-com:office:word" xmlns:w="http://schemas.openxmlformats.org/wordprocessingml/2006/main" xmlns:w14="http://schemas.microsoft.com/office/word/2010/wordml" xmlns:w15="http://schemas.microsoft.com/office/word/2012/wordml" xmlns:w16cex="http://schemas.microsoft.com/office/word/2018/wordml/cex" xmlns:w16cid="http://schemas.microsoft.com/office/word/2016/wordml/cid" xmlns:w16="http://schemas.microsoft.com/office/word/2018/wordml" xmlns:w16sdtdh="http://schemas.microsoft.com/office/word/2020/wordml/sdtdatahash" xmlns:w16se="http://schemas.microsoft.com/office/word/2015/wordml/symex" xmlns:wpg="http://schemas.microsoft.com/office/word/2010/wordprocessingGroup" xmlns:wpi="http://schemas.microsoft.com/office/word/2010/wordprocessingInk" xmlns:wne="http://schemas.microsoft.com/office/word/2006/wordml" xmlns:wps="http://schemas.microsoft.com/office/word/2010/wordprocessingShape" mc:Ignorable="w14 w15 w16se w16cid w16 w16cex w16sdtdh wp14">
+<w:numbering xmlns:wpc="http://schemas.microsoft.com/office/word/2010/wordprocessingCanvas" xmlns:cx="http://schemas.microsoft.com/office/drawing/2014/chartex" xmlns:cx1="http://schemas.microsoft.com/office/drawing/2015/9/8/chartex" xmlns:cx2="http://schemas.microsoft.com/office/drawing/2015/10/21/chartex" xmlns:cx3="http://schemas.microsoft.com/office/drawing/2016/5/9/chartex" xmlns:cx4="http://schemas.microsoft.com/office/drawing/2016/5/10/chartex" xmlns:cx5="http://schemas.microsoft.com/office/drawing/2016/5/11/chartex" xmlns:cx6="http://schemas.microsoft.com/office/drawing/2016/5/12/chartex" xmlns:cx7="http://schemas.microsoft.com/office/drawing/2016/5/13/chartex" xmlns:cx8="http://schemas.microsoft.com/office/drawing/2016/5/14/chartex" xmlns:mc="http://schemas.openxmlformats.org/markup-compatibility/2006" xmlns:aink="http://schemas.microsoft.com/office/drawing/2016/ink" xmlns:am3d="http://schemas.microsoft.com/office/drawing/2017/model3d" xmlns:o="urn:schemas-microsoft-com:office:office" xmlns:oel="http://schemas.microsoft.com/office/2019/extlst" xmlns:r="http://schemas.openxmlformats.org/officeDocument/2006/relationships" xmlns:m="http://schemas.openxmlformats.org/officeDocument/2006/math" xmlns:v="urn:schemas-microsoft-com:vml" xmlns:wp14="http://schemas.microsoft.com/office/word/2010/wordprocessingDrawing" xmlns:wp="http://schemas.openxmlformats.org/drawingml/2006/wordprocessingDrawing" xmlns:w10="urn:schemas-microsoft-com:office:word" xmlns:w="http://schemas.openxmlformats.org/wordprocessingml/2006/main" xmlns:w14="http://schemas.microsoft.com/office/word/2010/wordml" xmlns:w15="http://schemas.microsoft.com/office/word/2012/wordml" xmlns:w16cex="http://schemas.microsoft.com/office/word/2018/wordml/cex" xmlns:w16cid="http://schemas.microsoft.com/office/word/2016/wordml/cid" xmlns:w16="http://schemas.microsoft.com/office/word/2018/wordml" xmlns:w16du="http://schemas.microsoft.com/office/word/2023/wordml/word16du" xmlns:w16sdtdh="http://schemas.microsoft.com/office/word/2020/wordml/sdtdatahash" xmlns:w16sdtfl="http://schemas.microsoft.com/office/word/2024/wordml/sdtformatlock" xmlns:w16se="http://schemas.microsoft.com/office/word/2015/wordml/symex" xmlns:wpg="http://schemas.microsoft.com/office/word/2010/wordprocessingGroup" xmlns:wpi="http://schemas.microsoft.com/office/word/2010/wordprocessingInk" xmlns:wne="http://schemas.microsoft.com/office/word/2006/wordml" xmlns:wps="http://schemas.microsoft.com/office/word/2010/wordprocessingShape" mc:Ignorable="w14 w15 w16se w16cid w16 w16cex w16sdtdh w16sdtfl w16du wp14">
   <w:abstractNum w:abstractNumId="0" w15:restartNumberingAfterBreak="0">
     <w:nsid w:val="007B106A"/>
     <w:multiLevelType w:val="hybridMultilevel"/>
@@ -19683,149 +19751,149 @@
       </w:rPr>
     </w:lvl>
   </w:abstractNum>
-  <w:num w:numId="1">
+  <w:num w:numId="1" w16cid:durableId="1294481742">
     <w:abstractNumId w:val="11"/>
   </w:num>
-  <w:num w:numId="2">
+  <w:num w:numId="2" w16cid:durableId="1152020826">
     <w:abstractNumId w:val="43"/>
   </w:num>
-  <w:num w:numId="3">
+  <w:num w:numId="3" w16cid:durableId="586378106">
     <w:abstractNumId w:val="29"/>
   </w:num>
-  <w:num w:numId="4">
+  <w:num w:numId="4" w16cid:durableId="814755649">
     <w:abstractNumId w:val="31"/>
   </w:num>
-  <w:num w:numId="5">
+  <w:num w:numId="5" w16cid:durableId="1144271347">
     <w:abstractNumId w:val="18"/>
   </w:num>
-  <w:num w:numId="6">
+  <w:num w:numId="6" w16cid:durableId="968896126">
     <w:abstractNumId w:val="38"/>
   </w:num>
-  <w:num w:numId="7">
+  <w:num w:numId="7" w16cid:durableId="2055806131">
     <w:abstractNumId w:val="33"/>
   </w:num>
-  <w:num w:numId="8">
+  <w:num w:numId="8" w16cid:durableId="1109544182">
     <w:abstractNumId w:val="37"/>
   </w:num>
-  <w:num w:numId="9">
+  <w:num w:numId="9" w16cid:durableId="541209442">
     <w:abstractNumId w:val="2"/>
   </w:num>
-  <w:num w:numId="10">
+  <w:num w:numId="10" w16cid:durableId="469398970">
     <w:abstractNumId w:val="20"/>
   </w:num>
-  <w:num w:numId="11">
+  <w:num w:numId="11" w16cid:durableId="1729038858">
     <w:abstractNumId w:val="4"/>
   </w:num>
-  <w:num w:numId="12">
+  <w:num w:numId="12" w16cid:durableId="592056628">
     <w:abstractNumId w:val="23"/>
   </w:num>
-  <w:num w:numId="13">
+  <w:num w:numId="13" w16cid:durableId="1736857755">
     <w:abstractNumId w:val="28"/>
   </w:num>
-  <w:num w:numId="14">
+  <w:num w:numId="14" w16cid:durableId="150214259">
     <w:abstractNumId w:val="36"/>
   </w:num>
-  <w:num w:numId="15">
+  <w:num w:numId="15" w16cid:durableId="1576623825">
     <w:abstractNumId w:val="1"/>
   </w:num>
-  <w:num w:numId="16">
+  <w:num w:numId="16" w16cid:durableId="1298419165">
     <w:abstractNumId w:val="41"/>
   </w:num>
-  <w:num w:numId="17">
+  <w:num w:numId="17" w16cid:durableId="144976605">
     <w:abstractNumId w:val="5"/>
   </w:num>
-  <w:num w:numId="18">
+  <w:num w:numId="18" w16cid:durableId="372777903">
     <w:abstractNumId w:val="42"/>
   </w:num>
-  <w:num w:numId="19">
+  <w:num w:numId="19" w16cid:durableId="1661811334">
     <w:abstractNumId w:val="15"/>
   </w:num>
-  <w:num w:numId="20">
+  <w:num w:numId="20" w16cid:durableId="1718123735">
     <w:abstractNumId w:val="25"/>
   </w:num>
-  <w:num w:numId="21">
+  <w:num w:numId="21" w16cid:durableId="516887506">
     <w:abstractNumId w:val="22"/>
   </w:num>
-  <w:num w:numId="22">
+  <w:num w:numId="22" w16cid:durableId="1756704341">
     <w:abstractNumId w:val="39"/>
   </w:num>
-  <w:num w:numId="23">
+  <w:num w:numId="23" w16cid:durableId="97870737">
     <w:abstractNumId w:val="40"/>
   </w:num>
-  <w:num w:numId="24">
+  <w:num w:numId="24" w16cid:durableId="1082608079">
     <w:abstractNumId w:val="14"/>
   </w:num>
-  <w:num w:numId="25">
+  <w:num w:numId="25" w16cid:durableId="150292437">
     <w:abstractNumId w:val="0"/>
   </w:num>
-  <w:num w:numId="26">
+  <w:num w:numId="26" w16cid:durableId="1040398540">
     <w:abstractNumId w:val="7"/>
   </w:num>
-  <w:num w:numId="27">
+  <w:num w:numId="27" w16cid:durableId="1820658018">
     <w:abstractNumId w:val="19"/>
   </w:num>
-  <w:num w:numId="28">
+  <w:num w:numId="28" w16cid:durableId="763185203">
     <w:abstractNumId w:val="12"/>
   </w:num>
-  <w:num w:numId="29">
+  <w:num w:numId="29" w16cid:durableId="67463286">
     <w:abstractNumId w:val="30"/>
   </w:num>
-  <w:num w:numId="30">
+  <w:num w:numId="30" w16cid:durableId="1791850874">
     <w:abstractNumId w:val="26"/>
   </w:num>
-  <w:num w:numId="31">
+  <w:num w:numId="31" w16cid:durableId="1424187156">
     <w:abstractNumId w:val="35"/>
   </w:num>
-  <w:num w:numId="32">
+  <w:num w:numId="32" w16cid:durableId="453669506">
     <w:abstractNumId w:val="8"/>
   </w:num>
-  <w:num w:numId="33">
+  <w:num w:numId="33" w16cid:durableId="1513495695">
     <w:abstractNumId w:val="32"/>
   </w:num>
-  <w:num w:numId="34">
+  <w:num w:numId="34" w16cid:durableId="1971739563">
     <w:abstractNumId w:val="27"/>
   </w:num>
-  <w:num w:numId="35">
+  <w:num w:numId="35" w16cid:durableId="314263873">
     <w:abstractNumId w:val="3"/>
   </w:num>
-  <w:num w:numId="36">
+  <w:num w:numId="36" w16cid:durableId="603995274">
     <w:abstractNumId w:val="6"/>
   </w:num>
-  <w:num w:numId="37">
+  <w:num w:numId="37" w16cid:durableId="613555163">
     <w:abstractNumId w:val="34"/>
   </w:num>
-  <w:num w:numId="38">
+  <w:num w:numId="38" w16cid:durableId="825626919">
     <w:abstractNumId w:val="13"/>
   </w:num>
-  <w:num w:numId="39">
+  <w:num w:numId="39" w16cid:durableId="526606806">
     <w:abstractNumId w:val="45"/>
   </w:num>
-  <w:num w:numId="40">
+  <w:num w:numId="40" w16cid:durableId="483356550">
     <w:abstractNumId w:val="9"/>
   </w:num>
-  <w:num w:numId="41">
+  <w:num w:numId="41" w16cid:durableId="1731804892">
     <w:abstractNumId w:val="17"/>
   </w:num>
-  <w:num w:numId="42">
+  <w:num w:numId="42" w16cid:durableId="1847094317">
     <w:abstractNumId w:val="10"/>
   </w:num>
-  <w:num w:numId="43">
+  <w:num w:numId="43" w16cid:durableId="971058129">
     <w:abstractNumId w:val="44"/>
   </w:num>
-  <w:num w:numId="44">
+  <w:num w:numId="44" w16cid:durableId="1618220779">
     <w:abstractNumId w:val="16"/>
   </w:num>
-  <w:num w:numId="45">
+  <w:num w:numId="45" w16cid:durableId="1684093871">
     <w:abstractNumId w:val="24"/>
   </w:num>
-  <w:num w:numId="46">
+  <w:num w:numId="46" w16cid:durableId="1720012216">
     <w:abstractNumId w:val="21"/>
   </w:num>
 </w:numbering>
 </file>
 
 <file path=word/styles.xml><?xml version="1.0" encoding="utf-8"?>
-<w:styles xmlns:mc="http://schemas.openxmlformats.org/markup-compatibility/2006" xmlns:r="http://schemas.openxmlformats.org/officeDocument/2006/relationships" xmlns:w="http://schemas.openxmlformats.org/wordprocessingml/2006/main" xmlns:w14="http://schemas.microsoft.com/office/word/2010/wordml" xmlns:w15="http://schemas.microsoft.com/office/word/2012/wordml" xmlns:w16cex="http://schemas.microsoft.com/office/word/2018/wordml/cex" xmlns:w16cid="http://schemas.microsoft.com/office/word/2016/wordml/cid" xmlns:w16="http://schemas.microsoft.com/office/word/2018/wordml" xmlns:w16sdtdh="http://schemas.microsoft.com/office/word/2020/wordml/sdtdatahash" xmlns:w16se="http://schemas.microsoft.com/office/word/2015/wordml/symex" mc:Ignorable="w14 w15 w16se w16cid w16 w16cex w16sdtdh">
+<w:styles xmlns:mc="http://schemas.openxmlformats.org/markup-compatibility/2006" xmlns:r="http://schemas.openxmlformats.org/officeDocument/2006/relationships" xmlns:w="http://schemas.openxmlformats.org/wordprocessingml/2006/main" xmlns:w14="http://schemas.microsoft.com/office/word/2010/wordml" xmlns:w15="http://schemas.microsoft.com/office/word/2012/wordml" xmlns:w16cex="http://schemas.microsoft.com/office/word/2018/wordml/cex" xmlns:w16cid="http://schemas.microsoft.com/office/word/2016/wordml/cid" xmlns:w16="http://schemas.microsoft.com/office/word/2018/wordml" xmlns:w16du="http://schemas.microsoft.com/office/word/2023/wordml/word16du" xmlns:w16sdtdh="http://schemas.microsoft.com/office/word/2020/wordml/sdtdatahash" xmlns:w16sdtfl="http://schemas.microsoft.com/office/word/2024/wordml/sdtformatlock" xmlns:w16se="http://schemas.microsoft.com/office/word/2015/wordml/symex" mc:Ignorable="w14 w15 w16se w16cid w16 w16cex w16sdtdh w16sdtfl w16du">
   <w:docDefaults>
     <w:rPrDefault>
       <w:rPr>
@@ -20425,6 +20493,7 @@
   <w:style w:type="character" w:default="1" w:styleId="Fuentedeprrafopredeter">
     <w:name w:val="Default Paragraph Font"/>
     <w:uiPriority w:val="1"/>
+    <w:semiHidden/>
     <w:unhideWhenUsed/>
   </w:style>
   <w:style w:type="table" w:default="1" w:styleId="Tablanormal">
@@ -20938,6 +21007,18 @@
       <w:shd w:val="clear" w:color="auto" w:fill="E1DFDD"/>
     </w:rPr>
   </w:style>
+  <w:style w:type="paragraph" w:customStyle="1" w:styleId="paragraph">
+    <w:name w:val="paragraph"/>
+    <w:basedOn w:val="Normal"/>
+    <w:rsid w:val="00FC2CF5"/>
+    <w:pPr>
+      <w:spacing w:before="100" w:beforeAutospacing="1" w:after="100" w:afterAutospacing="1" w:line="240" w:lineRule="auto"/>
+    </w:pPr>
+    <w:rPr>
+      <w:rFonts w:ascii="Times New Roman" w:eastAsia="Times New Roman" w:hAnsi="Times New Roman" w:cs="Times New Roman"/>
+      <w:lang w:eastAsia="es-PE"/>
+    </w:rPr>
+  </w:style>
 </w:styles>
 </file>
 
